--- a/klagomål/A 8051-2025 FSC-klagomål.docx
+++ b/klagomål/A 8051-2025 FSC-klagomål.docx
@@ -651,7 +651,7 @@
     <w:r>
       <w:tab/>
       <w:tab/>
-      <w:t>2025-02-20</w:t>
+      <w:t>2025-02-21</w:t>
       <w:br/>
       <w:br/>
     </w:r>

--- a/klagomål/A 8051-2025 FSC-klagomål.docx
+++ b/klagomål/A 8051-2025 FSC-klagomål.docx
@@ -651,7 +651,7 @@
     <w:r>
       <w:tab/>
       <w:tab/>
-      <w:t>2025-02-21</w:t>
+      <w:t>2025-02-22</w:t>
       <w:br/>
       <w:br/>
     </w:r>

--- a/klagomål/A 8051-2025 FSC-klagomål.docx
+++ b/klagomål/A 8051-2025 FSC-klagomål.docx
@@ -651,7 +651,7 @@
     <w:r>
       <w:tab/>
       <w:tab/>
-      <w:t>2025-02-22</w:t>
+      <w:t>2025-02-23</w:t>
       <w:br/>
       <w:br/>
     </w:r>
